--- a/数据质量分析报告.docx
+++ b/数据质量分析报告.docx
@@ -2,68 +2,6 @@
 <file path=word/document.xml><?xml version="1.0" encoding="utf-8"?>
 <w:document xmlns:wpc="http://schemas.microsoft.com/office/word/2010/wordprocessingCanvas" xmlns:mo="http://schemas.microsoft.com/office/mac/office/2008/main" xmlns:mc="http://schemas.openxmlformats.org/markup-compatibility/2006" xmlns:mv="urn:schemas-microsoft-com:mac:vml" xmlns:o="urn:schemas-microsoft-com:office:office" xmlns:r="http://schemas.openxmlformats.org/officeDocument/2006/relationships" xmlns:m="http://schemas.openxmlformats.org/officeDocument/2006/math" xmlns:v="urn:schemas-microsoft-com:vml" xmlns:wp14="http://schemas.microsoft.com/office/word/2010/wordprocessingDrawing" xmlns:wp="http://schemas.openxmlformats.org/drawingml/2006/wordprocessingDrawing" xmlns:w10="urn:schemas-microsoft-com:office:word" xmlns:w="http://schemas.openxmlformats.org/wordprocessingml/2006/main" xmlns:w14="http://schemas.microsoft.com/office/word/2010/wordml" xmlns:wpg="http://schemas.microsoft.com/office/word/2010/wordprocessingGroup" xmlns:wpi="http://schemas.microsoft.com/office/word/2010/wordprocessingInk" xmlns:wne="http://schemas.microsoft.com/office/word/2006/wordml" xmlns:wps="http://schemas.microsoft.com/office/word/2010/wordprocessingShape" mc:Ignorable="w14 wp14">
   <w:body>
-    <w:p>
-      <w:r>
-        <w:rPr>
-          <w:noProof/>
-        </w:rPr>
-        <w:drawing>
-          <wp:inline xmlns:wp="http://schemas.openxmlformats.org/drawingml/2006/wordprocessingDrawing" distT="0" distB="0" distL="0" distR="0">
-            <wp:extent cx="2400000" cy="380000"/>
-            <wp:docPr id="1" name="AILabel"/>
-            <a:graphic xmlns:a="http://schemas.openxmlformats.org/drawingml/2006/main">
-              <a:graphicData uri="http://schemas.microsoft.com/office/word/2010/wordprocessingShape">
-                <wps:wsp xmlns:wps="http://schemas.microsoft.com/office/word/2010/wordprocessingShape">
-                  <wps:cNvSpPr txBox="1"/>
-                  <wps:spPr>
-                    <a:xfrm>
-                      <a:off x="0" y="0"/>
-                      <a:ext cx="2400000" cy="380000"/>
-                    </a:xfrm>
-                    <a:prstGeom prst="rect">
-                      <a:avLst/>
-                    </a:prstGeom>
-                    <a:solidFill>
-                      <a:srgbClr val="000000">
-                        <a:alpha val="50000"/>
-                      </a:srgbClr>
-                    </a:solidFill>
-                    <a:ln w="12700">
-                      <a:solidFill>
-                        <a:srgbClr val="FFFFFF"/>
-                      </a:solidFill>
-                    </a:ln>
-                  </wps:spPr>
-                  <wps:txbx>
-                    <w:txbxContent xmlns:w="http://schemas.openxmlformats.org/wordprocessingml/2006/main">
-                      <w:p>
-                        <w:pPr>
-                          <w:jc w:val="center"/>
-                        </w:pPr>
-                        <w:r>
-                          <w:rPr>
-                            <w:b/>
-                            <w:sz w:val="28"/>
-                            <w:szCs w:val="28"/>
-                            <w:rFonts w:eastAsia="SimSun" w:ascii="Arial" w:hAnsi="Arial"/>
-                            <w:color w:val="FFFFFF"/>
-                          </w:rPr>
-                          <w:t>含 AI 生成</w:t>
-                        </w:r>
-                      </w:p>
-                    </w:txbxContent>
-                  </wps:txbx>
-                  <wps:bodyPr anchor="ctr" anchorCtr="0" lIns="91440" tIns="45720" rIns="91440" bIns="45720">
-                    <a:noAutofit/>
-                  </wps:bodyPr>
-                </wps:wsp>
-              </a:graphicData>
-            </a:graphic>
-          </wp:inline>
-        </w:drawing>
-      </w:r>
-    </w:p>
-    <w:p/>
     <w:p>
       <w:pPr>
         <w:spacing w:after="960"/>
@@ -423,10 +361,10 @@
       <w:pPr>
         <w:pStyle w:val="Heading1"/>
         <w:pageBreakBefore/>
-        <w:spacing w:before="0" w:after="240"/>
         <w:pBdr>
           <w:bottom w:val="single" w:sz="8" w:color="404040"/>
         </w:pBdr>
+        <w:spacing w:before="0" w:after="240"/>
       </w:pPr>
       <w:r>
         <w:rPr>
@@ -1097,10 +1035,10 @@
       <w:pPr>
         <w:pStyle w:val="Heading1"/>
         <w:pageBreakBefore/>
-        <w:spacing w:before="0" w:after="240"/>
         <w:pBdr>
           <w:bottom w:val="single" w:sz="8" w:color="404040"/>
         </w:pBdr>
+        <w:spacing w:before="0" w:after="240"/>
       </w:pPr>
       <w:r>
         <w:rPr>
@@ -1124,10 +1062,10 @@
       <w:pPr>
         <w:pStyle w:val="Heading1"/>
         <w:pageBreakBefore/>
-        <w:spacing w:before="0" w:after="240"/>
         <w:pBdr>
           <w:bottom w:val="single" w:sz="8" w:color="404040"/>
         </w:pBdr>
+        <w:spacing w:before="0" w:after="240"/>
       </w:pPr>
       <w:r>
         <w:rPr>
@@ -2651,10 +2589,10 @@
       <w:pPr>
         <w:pStyle w:val="Heading1"/>
         <w:pageBreakBefore/>
-        <w:spacing w:before="0" w:after="240"/>
         <w:pBdr>
           <w:bottom w:val="single" w:sz="8" w:color="404040"/>
         </w:pBdr>
+        <w:spacing w:before="0" w:after="240"/>
       </w:pPr>
       <w:r>
         <w:rPr>
@@ -2775,13 +2713,13 @@
         <w:tc>
           <w:tcPr>
             <w:tcW w:type="dxa" w:w="9026"/>
-            <w:shd w:fill="EAF1F8" w:val="clear"/>
             <w:tcBorders>
               <w:top w:val="single" w:sz="4" w:color="EAF1F8"/>
               <w:bottom w:val="single" w:sz="4" w:color="EAF1F8"/>
               <w:right w:val="single" w:sz="4" w:color="EAF1F8"/>
               <w:left w:val="single" w:sz="24" w:color="4A6FA5"/>
             </w:tcBorders>
+            <w:shd w:fill="EAF1F8" w:val="clear"/>
           </w:tcPr>
           <w:p>
             <w:r/>
@@ -3924,13 +3862,13 @@
         <w:tc>
           <w:tcPr>
             <w:tcW w:type="dxa" w:w="9026"/>
-            <w:shd w:fill="FBEEE8" w:val="clear"/>
             <w:tcBorders>
               <w:top w:val="single" w:sz="4" w:color="FBEEE8"/>
               <w:bottom w:val="single" w:sz="4" w:color="FBEEE8"/>
               <w:right w:val="single" w:sz="4" w:color="FBEEE8"/>
               <w:left w:val="single" w:sz="24" w:color="E07A5F"/>
             </w:tcBorders>
+            <w:shd w:fill="FBEEE8" w:val="clear"/>
           </w:tcPr>
           <w:p>
             <w:r/>
@@ -4078,10 +4016,10 @@
       <w:pPr>
         <w:pStyle w:val="Heading1"/>
         <w:pageBreakBefore/>
-        <w:spacing w:before="0" w:after="240"/>
         <w:pBdr>
           <w:bottom w:val="single" w:sz="8" w:color="404040"/>
         </w:pBdr>
+        <w:spacing w:before="0" w:after="240"/>
       </w:pPr>
       <w:r>
         <w:rPr>
@@ -9232,13 +9170,13 @@
         <w:tc>
           <w:tcPr>
             <w:tcW w:type="dxa" w:w="9026"/>
-            <w:shd w:fill="EAF1F8" w:val="clear"/>
             <w:tcBorders>
               <w:top w:val="single" w:sz="4" w:color="EAF1F8"/>
               <w:bottom w:val="single" w:sz="4" w:color="EAF1F8"/>
               <w:right w:val="single" w:sz="4" w:color="EAF1F8"/>
               <w:left w:val="single" w:sz="24" w:color="4A6FA5"/>
             </w:tcBorders>
+            <w:shd w:fill="EAF1F8" w:val="clear"/>
           </w:tcPr>
           <w:p>
             <w:r/>
@@ -9348,10 +9286,10 @@
       <w:pPr>
         <w:pStyle w:val="Heading1"/>
         <w:pageBreakBefore/>
-        <w:spacing w:before="0" w:after="240"/>
         <w:pBdr>
           <w:bottom w:val="single" w:sz="8" w:color="404040"/>
         </w:pBdr>
+        <w:spacing w:before="0" w:after="240"/>
       </w:pPr>
       <w:r>
         <w:rPr>
@@ -10894,13 +10832,13 @@
         <w:tc>
           <w:tcPr>
             <w:tcW w:type="dxa" w:w="9026"/>
-            <w:shd w:fill="EAF1F8" w:val="clear"/>
             <w:tcBorders>
               <w:top w:val="single" w:sz="4" w:color="EAF1F8"/>
               <w:bottom w:val="single" w:sz="4" w:color="EAF1F8"/>
               <w:right w:val="single" w:sz="4" w:color="EAF1F8"/>
               <w:left w:val="single" w:sz="24" w:color="4A6FA5"/>
             </w:tcBorders>
+            <w:shd w:fill="EAF1F8" w:val="clear"/>
           </w:tcPr>
           <w:p>
             <w:r/>
@@ -11159,13 +11097,13 @@
         <w:tc>
           <w:tcPr>
             <w:tcW w:type="dxa" w:w="9026"/>
-            <w:shd w:fill="EAF1F8" w:val="clear"/>
             <w:tcBorders>
               <w:top w:val="single" w:sz="4" w:color="EAF1F8"/>
               <w:bottom w:val="single" w:sz="4" w:color="EAF1F8"/>
               <w:right w:val="single" w:sz="4" w:color="EAF1F8"/>
               <w:left w:val="single" w:sz="24" w:color="4A6FA5"/>
             </w:tcBorders>
+            <w:shd w:fill="EAF1F8" w:val="clear"/>
           </w:tcPr>
           <w:p>
             <w:r/>
@@ -11366,13 +11304,13 @@
         <w:tc>
           <w:tcPr>
             <w:tcW w:type="dxa" w:w="9026"/>
-            <w:shd w:fill="EAF1F8" w:val="clear"/>
             <w:tcBorders>
               <w:top w:val="single" w:sz="4" w:color="EAF1F8"/>
               <w:bottom w:val="single" w:sz="4" w:color="EAF1F8"/>
               <w:right w:val="single" w:sz="4" w:color="EAF1F8"/>
               <w:left w:val="single" w:sz="24" w:color="4A6FA5"/>
             </w:tcBorders>
+            <w:shd w:fill="EAF1F8" w:val="clear"/>
           </w:tcPr>
           <w:p>
             <w:r/>
@@ -11482,10 +11420,10 @@
       <w:pPr>
         <w:pStyle w:val="Heading1"/>
         <w:pageBreakBefore/>
-        <w:spacing w:before="0" w:after="240"/>
         <w:pBdr>
           <w:bottom w:val="single" w:sz="8" w:color="404040"/>
         </w:pBdr>
+        <w:spacing w:before="0" w:after="240"/>
       </w:pPr>
       <w:r>
         <w:rPr>
@@ -11591,13 +11529,13 @@
         <w:tc>
           <w:tcPr>
             <w:tcW w:type="dxa" w:w="9026"/>
-            <w:shd w:fill="EAF1F8" w:val="clear"/>
             <w:tcBorders>
               <w:top w:val="single" w:sz="4" w:color="EAF1F8"/>
               <w:bottom w:val="single" w:sz="4" w:color="EAF1F8"/>
               <w:right w:val="single" w:sz="4" w:color="EAF1F8"/>
               <w:left w:val="single" w:sz="24" w:color="4A6FA5"/>
             </w:tcBorders>
+            <w:shd w:fill="EAF1F8" w:val="clear"/>
           </w:tcPr>
           <w:p>
             <w:r/>
@@ -11765,10 +11703,10 @@
       <w:pPr>
         <w:pStyle w:val="Heading1"/>
         <w:pageBreakBefore/>
-        <w:spacing w:before="0" w:after="240"/>
         <w:pBdr>
           <w:bottom w:val="single" w:sz="8" w:color="404040"/>
         </w:pBdr>
+        <w:spacing w:before="0" w:after="240"/>
       </w:pPr>
       <w:r>
         <w:rPr>
@@ -11841,10 +11779,10 @@
       <w:pPr>
         <w:pStyle w:val="Heading1"/>
         <w:pageBreakBefore/>
-        <w:spacing w:before="0" w:after="240"/>
         <w:pBdr>
           <w:bottom w:val="single" w:sz="8" w:color="404040"/>
         </w:pBdr>
+        <w:spacing w:before="0" w:after="240"/>
       </w:pPr>
       <w:r>
         <w:rPr>
@@ -12008,13 +11946,13 @@
         <w:tc>
           <w:tcPr>
             <w:tcW w:type="dxa" w:w="9026"/>
-            <w:shd w:fill="EAF1F8" w:val="clear"/>
             <w:tcBorders>
               <w:top w:val="single" w:sz="4" w:color="EAF1F8"/>
               <w:bottom w:val="single" w:sz="4" w:color="EAF1F8"/>
               <w:right w:val="single" w:sz="4" w:color="EAF1F8"/>
               <w:left w:val="single" w:sz="24" w:color="4A6FA5"/>
             </w:tcBorders>
+            <w:shd w:fill="EAF1F8" w:val="clear"/>
           </w:tcPr>
           <w:p>
             <w:r/>
@@ -12147,13 +12085,13 @@
         <w:tc>
           <w:tcPr>
             <w:tcW w:type="dxa" w:w="9026"/>
-            <w:shd w:fill="FBEEE8" w:val="clear"/>
             <w:tcBorders>
               <w:top w:val="single" w:sz="4" w:color="FBEEE8"/>
               <w:bottom w:val="single" w:sz="4" w:color="FBEEE8"/>
               <w:right w:val="single" w:sz="4" w:color="FBEEE8"/>
               <w:left w:val="single" w:sz="24" w:color="E07A5F"/>
             </w:tcBorders>
+            <w:shd w:fill="FBEEE8" w:val="clear"/>
           </w:tcPr>
           <w:p>
             <w:r/>
@@ -12242,10 +12180,10 @@
       <w:pPr>
         <w:pStyle w:val="Heading1"/>
         <w:pageBreakBefore/>
-        <w:spacing w:before="0" w:after="240"/>
         <w:pBdr>
           <w:bottom w:val="single" w:sz="8" w:color="404040"/>
         </w:pBdr>
+        <w:spacing w:before="0" w:after="240"/>
       </w:pPr>
       <w:r>
         <w:rPr>
@@ -12333,10 +12271,10 @@
       <w:pPr>
         <w:pStyle w:val="Heading1"/>
         <w:pageBreakBefore/>
-        <w:spacing w:before="0" w:after="240"/>
         <w:pBdr>
           <w:bottom w:val="single" w:sz="8" w:color="404040"/>
         </w:pBdr>
+        <w:spacing w:before="0" w:after="240"/>
       </w:pPr>
       <w:r>
         <w:rPr>
@@ -13139,10 +13077,10 @@
       <w:pPr>
         <w:pStyle w:val="Heading1"/>
         <w:pageBreakBefore/>
-        <w:spacing w:before="0" w:after="240"/>
         <w:pBdr>
           <w:bottom w:val="single" w:sz="8" w:color="404040"/>
         </w:pBdr>
+        <w:spacing w:before="0" w:after="240"/>
       </w:pPr>
       <w:r>
         <w:rPr>
@@ -13187,10 +13125,10 @@
       <w:pPr>
         <w:pStyle w:val="Heading1"/>
         <w:pageBreakBefore/>
-        <w:spacing w:before="0" w:after="240"/>
         <w:pBdr>
           <w:bottom w:val="single" w:sz="8" w:color="404040"/>
         </w:pBdr>
+        <w:spacing w:before="0" w:after="240"/>
       </w:pPr>
       <w:r>
         <w:rPr>
@@ -15991,10 +15929,10 @@
       <w:pPr>
         <w:pStyle w:val="Heading1"/>
         <w:pageBreakBefore/>
-        <w:spacing w:before="0" w:after="240"/>
         <w:pBdr>
           <w:bottom w:val="single" w:sz="8" w:color="404040"/>
         </w:pBdr>
+        <w:spacing w:before="0" w:after="240"/>
       </w:pPr>
       <w:r>
         <w:rPr>
@@ -18907,10 +18845,10 @@
       <w:pPr>
         <w:pStyle w:val="Heading1"/>
         <w:pageBreakBefore/>
-        <w:spacing w:before="0" w:after="240"/>
         <w:pBdr>
           <w:bottom w:val="single" w:sz="8" w:color="404040"/>
         </w:pBdr>
+        <w:spacing w:before="0" w:after="240"/>
       </w:pPr>
       <w:r>
         <w:rPr>
@@ -19865,10 +19803,10 @@
       <w:pPr>
         <w:pStyle w:val="Heading1"/>
         <w:pageBreakBefore/>
-        <w:spacing w:before="0" w:after="240"/>
         <w:pBdr>
           <w:bottom w:val="single" w:sz="8" w:color="404040"/>
         </w:pBdr>
+        <w:spacing w:before="0" w:after="240"/>
       </w:pPr>
       <w:r>
         <w:rPr>
